--- a/(e)CRF/Per nummer/36_Classificatie ulcus (PEDIS).docx
+++ b/(e)CRF/Per nummer/36_Classificatie ulcus (PEDIS).docx
@@ -566,6 +566,29 @@
       </w:pPr>
       <w:r>
         <w:rPr>
+          <w:b w:val="0"/>
+          <w:bCs/>
+          <w:color w:val="123A5F"/>
+          <w:sz w:val="24"/>
+          <w:szCs w:val="24"/>
+        </w:rPr>
+        <w:t>Gradatie volgens de IWGDF Classification Guideline 2023: tabel 3 voor WIfI, tabel 4 voor de infectiegradatie (IDSA/IWGDF).</w:t>
+      </w:r>
+    </w:p>
+    <w:p>
+      <w:pPr>
+        <w:spacing w:after="0" w:line="360" w:lineRule="auto"/>
+        <w:rPr>
+          <w:rFonts w:ascii="Calibri" w:hAnsi="Calibri" w:cs="Calibri"/>
+          <w:b/>
+          <w:bCs/>
+          <w:color w:val="000000" w:themeColor="text1"/>
+          <w:sz w:val="24"/>
+          <w:szCs w:val="24"/>
+        </w:rPr>
+      </w:pPr>
+      <w:r>
+        <w:rPr>
           <w:b/>
           <w:bCs/>
           <w:color w:val="000000" w:themeColor="text1"/>
@@ -598,7 +621,7 @@
           <w:szCs w:val="24"/>
           <w:lang w:val="nl-BE"/>
         </w:rPr>
-        <w:t>☐</w:t>
+        <w:t>☐ P1: Geen perifeer arterieel vaatlijden — palpabele voetpulsaties, of EAI 0,9 tot 1,10, of teen-armindex boven 0,6, of TcPO₂ boven 60 mmHg</w:t>
       </w:r>
       <w:r>
         <w:rPr>
@@ -607,7 +630,6 @@
           <w:szCs w:val="24"/>
           <w:lang w:val="nl-BE"/>
         </w:rPr>
-        <w:t xml:space="preserve"> P1: Geen tekenen van perifeer arterieel vaatlijden </w:t>
       </w:r>
     </w:p>
     <w:p>
@@ -633,7 +655,7 @@
           <w:szCs w:val="24"/>
           <w:lang w:val="nl-BE"/>
         </w:rPr>
-        <w:t>☐</w:t>
+        <w:t>☐ P2: Vaatlijden zonder kritische ischemie — claudicatio, of EAI onder 0,9 met enkeldruk boven 50 mmHg, of teendruk boven 30 mmHg, of TcPO₂ 30 tot 60 mmHg</w:t>
       </w:r>
       <w:r>
         <w:rPr>
@@ -642,7 +664,6 @@
           <w:szCs w:val="24"/>
           <w:lang w:val="nl-BE"/>
         </w:rPr>
-        <w:t xml:space="preserve"> P2: Aanwezig vaatlijden, geen kritische ischemie </w:t>
       </w:r>
     </w:p>
     <w:p>
@@ -666,15 +687,14 @@
           <w:sz w:val="24"/>
           <w:szCs w:val="24"/>
         </w:rPr>
-        <w:t>☐</w:t>
-      </w:r>
-      <w:r>
-        <w:rPr>
-          <w:color w:val="000000" w:themeColor="text1"/>
-          <w:sz w:val="24"/>
-          <w:szCs w:val="24"/>
-        </w:rPr>
-        <w:t xml:space="preserve"> P3: </w:t>
+        <w:t>☐ P3: Kritische ischemie — enkeldruk onder 50 mmHg, of teendruk onder 30 mmHg, of TcPO₂ onder 30 mmHg</w:t>
+      </w:r>
+      <w:r>
+        <w:rPr>
+          <w:color w:val="000000" w:themeColor="text1"/>
+          <w:sz w:val="24"/>
+          <w:szCs w:val="24"/>
+        </w:rPr>
       </w:r>
       <w:proofErr w:type="spellStart"/>
       <w:r>
@@ -683,7 +703,6 @@
           <w:sz w:val="24"/>
           <w:szCs w:val="24"/>
         </w:rPr>
-        <w:t>Kritische</w:t>
       </w:r>
       <w:proofErr w:type="spellEnd"/>
       <w:r>
@@ -692,7 +711,6 @@
           <w:sz w:val="24"/>
           <w:szCs w:val="24"/>
         </w:rPr>
-        <w:t xml:space="preserve"> </w:t>
       </w:r>
       <w:proofErr w:type="spellStart"/>
       <w:r>
@@ -701,7 +719,6 @@
           <w:sz w:val="24"/>
           <w:szCs w:val="24"/>
         </w:rPr>
-        <w:t>ischemie</w:t>
       </w:r>
       <w:proofErr w:type="spellEnd"/>
       <w:r>
@@ -710,7 +727,6 @@
           <w:sz w:val="24"/>
           <w:szCs w:val="24"/>
         </w:rPr>
-        <w:t xml:space="preserve"> </w:t>
       </w:r>
     </w:p>
     <w:p>
@@ -988,15 +1004,14 @@
           <w:sz w:val="24"/>
           <w:szCs w:val="24"/>
         </w:rPr>
-        <w:t>☐</w:t>
-      </w:r>
-      <w:r>
-        <w:rPr>
-          <w:color w:val="000000" w:themeColor="text1"/>
-          <w:sz w:val="24"/>
-          <w:szCs w:val="24"/>
-        </w:rPr>
-        <w:t xml:space="preserve"> D1: Oppervlakkig (alleen huid) </w:t>
+        <w:t>☐ D1: Oppervlakkig, niet dieper dan de dermis</w:t>
+      </w:r>
+      <w:r>
+        <w:rPr>
+          <w:color w:val="000000" w:themeColor="text1"/>
+          <w:sz w:val="24"/>
+          <w:szCs w:val="24"/>
+        </w:rPr>
       </w:r>
     </w:p>
     <w:p>
@@ -1020,15 +1035,14 @@
           <w:sz w:val="24"/>
           <w:szCs w:val="24"/>
         </w:rPr>
-        <w:t>☐</w:t>
-      </w:r>
-      <w:r>
-        <w:rPr>
-          <w:color w:val="000000" w:themeColor="text1"/>
-          <w:sz w:val="24"/>
-          <w:szCs w:val="24"/>
-        </w:rPr>
-        <w:t xml:space="preserve"> D2: Tot pees of kapsel </w:t>
+        <w:t>☐ D2: Diep, voorbij de dermis, met betrokkenheid van subcutane structuren, fascie, spier of pees</w:t>
+      </w:r>
+      <w:r>
+        <w:rPr>
+          <w:color w:val="000000" w:themeColor="text1"/>
+          <w:sz w:val="24"/>
+          <w:szCs w:val="24"/>
+        </w:rPr>
       </w:r>
     </w:p>
     <w:p>
@@ -1052,15 +1066,14 @@
           <w:sz w:val="24"/>
           <w:szCs w:val="24"/>
         </w:rPr>
-        <w:t>☐</w:t>
-      </w:r>
-      <w:r>
-        <w:rPr>
-          <w:color w:val="000000" w:themeColor="text1"/>
-          <w:sz w:val="24"/>
-          <w:szCs w:val="24"/>
-        </w:rPr>
-        <w:t xml:space="preserve"> D3: Tot bot of gewricht </w:t>
+        <w:t>☐ D3: Alle diepere lagen, inclusief bot en gewricht</w:t>
+      </w:r>
+      <w:r>
+        <w:rPr>
+          <w:color w:val="000000" w:themeColor="text1"/>
+          <w:sz w:val="24"/>
+          <w:szCs w:val="24"/>
+        </w:rPr>
       </w:r>
     </w:p>
     <w:p>
@@ -1186,15 +1199,14 @@
           <w:sz w:val="24"/>
           <w:szCs w:val="24"/>
         </w:rPr>
-        <w:t>☐</w:t>
-      </w:r>
-      <w:r>
-        <w:rPr>
-          <w:color w:val="000000" w:themeColor="text1"/>
-          <w:sz w:val="24"/>
-          <w:szCs w:val="24"/>
-        </w:rPr>
-        <w:t xml:space="preserve"> I1: Geen infectie </w:t>
+        <w:t>☐ I1: Geen infectie — geen pus en geen tekenen van ontsteking</w:t>
+      </w:r>
+      <w:r>
+        <w:rPr>
+          <w:color w:val="000000" w:themeColor="text1"/>
+          <w:sz w:val="24"/>
+          <w:szCs w:val="24"/>
+        </w:rPr>
       </w:r>
     </w:p>
     <w:p>
@@ -1218,15 +1230,14 @@
           <w:sz w:val="24"/>
           <w:szCs w:val="24"/>
         </w:rPr>
-        <w:t>☐</w:t>
-      </w:r>
-      <w:r>
-        <w:rPr>
-          <w:color w:val="000000" w:themeColor="text1"/>
-          <w:sz w:val="24"/>
-          <w:szCs w:val="24"/>
-        </w:rPr>
-        <w:t xml:space="preserve"> I2: Milde infectie (lokaal) </w:t>
+        <w:t>☐ I2: Milde infectie — minstens twee tekenen van ontsteking, erytheem of cellulitis tot 2 cm rond het ulcus, beperkt tot huid en oppervlakkig subcutaan weefsel, geen systemische ziekte</w:t>
+      </w:r>
+      <w:r>
+        <w:rPr>
+          <w:color w:val="000000" w:themeColor="text1"/>
+          <w:sz w:val="24"/>
+          <w:szCs w:val="24"/>
+        </w:rPr>
       </w:r>
     </w:p>
     <w:p>
@@ -1252,7 +1263,7 @@
           <w:szCs w:val="24"/>
           <w:lang w:val="nl-BE"/>
         </w:rPr>
-        <w:t>☐</w:t>
+        <w:t>☐ I3: Matige infectie — systemisch stabiel, maar met cellulitis voorbij 2 cm, lymfangitis, uitbreiding onder de fascie, diep abces, gangreen, of betrokkenheid van spier, pees, gewricht of bot</w:t>
       </w:r>
       <w:r>
         <w:rPr>
@@ -1261,7 +1272,6 @@
           <w:szCs w:val="24"/>
           <w:lang w:val="nl-BE"/>
         </w:rPr>
-        <w:t xml:space="preserve"> I3: Matige infectie (dieper/weefseluitbreiding) </w:t>
       </w:r>
     </w:p>
     <w:p>
@@ -1285,15 +1295,14 @@
           <w:sz w:val="24"/>
           <w:szCs w:val="24"/>
         </w:rPr>
-        <w:t>☐</w:t>
-      </w:r>
-      <w:r>
-        <w:rPr>
-          <w:color w:val="000000" w:themeColor="text1"/>
-          <w:sz w:val="24"/>
-          <w:szCs w:val="24"/>
-        </w:rPr>
-        <w:t xml:space="preserve"> I4: </w:t>
+        <w:t>☐ I4: Ernstige infectie — systemische toxiciteit of metabole instabiliteit, bijvoorbeeld koorts, tachycardie, hypotensie, verwardheid, braken, leukocytose, acidose of ernstige hyperglykemie</w:t>
+      </w:r>
+      <w:r>
+        <w:rPr>
+          <w:color w:val="000000" w:themeColor="text1"/>
+          <w:sz w:val="24"/>
+          <w:szCs w:val="24"/>
+        </w:rPr>
       </w:r>
       <w:proofErr w:type="spellStart"/>
       <w:r>
@@ -1302,7 +1311,6 @@
           <w:sz w:val="24"/>
           <w:szCs w:val="24"/>
         </w:rPr>
-        <w:t>Ernstige</w:t>
       </w:r>
       <w:proofErr w:type="spellEnd"/>
       <w:r>
@@ -1311,7 +1319,6 @@
           <w:sz w:val="24"/>
           <w:szCs w:val="24"/>
         </w:rPr>
-        <w:t xml:space="preserve"> </w:t>
       </w:r>
       <w:proofErr w:type="spellStart"/>
       <w:r>
@@ -1320,7 +1327,6 @@
           <w:sz w:val="24"/>
           <w:szCs w:val="24"/>
         </w:rPr>
-        <w:t>infectie</w:t>
       </w:r>
       <w:proofErr w:type="spellEnd"/>
       <w:r>
@@ -1329,7 +1335,6 @@
           <w:sz w:val="24"/>
           <w:szCs w:val="24"/>
         </w:rPr>
-        <w:t xml:space="preserve"> (systemisch) </w:t>
       </w:r>
     </w:p>
     <w:p>
@@ -1595,15 +1600,14 @@
           <w:sz w:val="24"/>
           <w:szCs w:val="24"/>
         </w:rPr>
-        <w:t>☐</w:t>
-      </w:r>
-      <w:r>
-        <w:rPr>
-          <w:color w:val="000000" w:themeColor="text1"/>
-          <w:sz w:val="24"/>
-          <w:szCs w:val="24"/>
-        </w:rPr>
-        <w:t xml:space="preserve"> S1: Normale sensibiliteit </w:t>
+        <w:t>☐ S1: Geen verlies van beschermende sensibiliteit</w:t>
+      </w:r>
+      <w:r>
+        <w:rPr>
+          <w:color w:val="000000" w:themeColor="text1"/>
+          <w:sz w:val="24"/>
+          <w:szCs w:val="24"/>
+        </w:rPr>
       </w:r>
     </w:p>
     <w:p>
@@ -1627,15 +1631,14 @@
           <w:sz w:val="24"/>
           <w:szCs w:val="24"/>
         </w:rPr>
-        <w:t>☐</w:t>
-      </w:r>
-      <w:r>
-        <w:rPr>
-          <w:color w:val="000000" w:themeColor="text1"/>
-          <w:sz w:val="24"/>
-          <w:szCs w:val="24"/>
-        </w:rPr>
-        <w:t xml:space="preserve"> S2: Verlies van protectieve sensibiliteit </w:t>
+        <w:t>☐ S2: Verlies van beschermende sensibiliteit</w:t>
+      </w:r>
+      <w:r>
+        <w:rPr>
+          <w:color w:val="000000" w:themeColor="text1"/>
+          <w:sz w:val="24"/>
+          <w:szCs w:val="24"/>
+        </w:rPr>
       </w:r>
     </w:p>
     <w:p>
